--- a/docs/role-dashboard-fact-sheets/word/ZimHVAC-technician.docx
+++ b/docs/role-dashboard-fact-sheets/word/ZimHVAC-technician.docx
@@ -53,19 +53,6 @@
         </w:rPr>
         <w:t xml:space="preserve">technician</w:t>
       </w:r>
-      <w:r>
-        <w:t xml:space="preserve">  |  </w:t>
-      </w:r>
-      <w:r>
-        <w:rPr>
-          <w:b/>
-          <w:bCs/>
-        </w:rPr>
-        <w:t xml:space="preserve">Test login:</w:t>
-      </w:r>
-      <w:r>
-        <w:t xml:space="preserve"> technician@zimhvacregistry.org</w:t>
-      </w:r>
     </w:p>
     <w:p>
       <w:pPr>
@@ -80,7 +67,7 @@
         <w:spacing w:after="120"/>
       </w:pPr>
       <w:r>
-        <w:t xml:space="preserve">Daily workspace for a registered HVAC-R technician: see completed jobs, track Certificate of Compliance (COC) requests, log refrigerant recovery, and keep certifications current.</w:t>
+        <w:t xml:space="preserve">Daily workspace for a registered HVAC-R technician: see completed jobs, track Certificate of Compliance (COC) requests, log refrigerant recovery, and keep registration, membership and certificates up to date.</w:t>
       </w:r>
     </w:p>
     <w:p>
@@ -120,9 +107,9 @@
         </w:tblBorders>
       </w:tblPr>
       <w:tblGrid>
-        <w:gridCol w:w="3120"/>
-        <w:gridCol w:w="3120"/>
-        <w:gridCol w:w="3120"/>
+        <w:gridCol w:w="2808"/>
+        <w:gridCol w:w="3276"/>
+        <w:gridCol w:w="3276"/>
       </w:tblGrid>
       <w:tr>
         <w:trPr>
@@ -130,7 +117,7 @@
         </w:trPr>
         <w:tc>
           <w:tcPr>
-            <w:tcW w:type="dxa" w:w="3120"/>
+            <w:tcW w:type="dxa" w:w="2808"/>
             <w:tcBorders>
               <w:top w:val="single" w:color="D6D3D1" w:sz="4"/>
               <w:left w:val="single" w:color="D6D3D1" w:sz="4"/>
@@ -159,7 +146,7 @@
         </w:tc>
         <w:tc>
           <w:tcPr>
-            <w:tcW w:type="dxa" w:w="3120"/>
+            <w:tcW w:type="dxa" w:w="3276"/>
             <w:tcBorders>
               <w:top w:val="single" w:color="D6D3D1" w:sz="4"/>
               <w:left w:val="single" w:color="D6D3D1" w:sz="4"/>
@@ -188,7 +175,7 @@
         </w:tc>
         <w:tc>
           <w:tcPr>
-            <w:tcW w:type="dxa" w:w="3120"/>
+            <w:tcW w:type="dxa" w:w="3276"/>
             <w:tcBorders>
               <w:top w:val="single" w:color="D6D3D1" w:sz="4"/>
               <w:left w:val="single" w:color="D6D3D1" w:sz="4"/>
@@ -211,15 +198,18 @@
                 <w:sz w:val="20"/>
                 <w:szCs w:val="20"/>
               </w:rPr>
-              <w:t xml:space="preserve">How it's counted</w:t>
+              <w:t xml:space="preserve">Follows the period filter?</w:t>
             </w:r>
           </w:p>
         </w:tc>
       </w:tr>
       <w:tr>
+        <w:trPr>
+          <w:cantSplit/>
+        </w:trPr>
         <w:tc>
           <w:tcPr>
-            <w:tcW w:type="dxa" w:w="3120"/>
+            <w:tcW w:type="dxa" w:w="2808"/>
             <w:tcBorders>
               <w:top w:val="single" w:color="D6D3D1" w:sz="4"/>
               <w:left w:val="single" w:color="D6D3D1" w:sz="4"/>
@@ -245,7 +235,7 @@
         </w:tc>
         <w:tc>
           <w:tcPr>
-            <w:tcW w:type="dxa" w:w="3120"/>
+            <w:tcW w:type="dxa" w:w="3276"/>
             <w:tcBorders>
               <w:top w:val="single" w:color="D6D3D1" w:sz="4"/>
               <w:left w:val="single" w:color="D6D3D1" w:sz="4"/>
@@ -265,13 +255,13 @@
                 <w:sz w:val="20"/>
                 <w:szCs w:val="20"/>
               </w:rPr>
-              <w:t xml:space="preserve">Planner jobs marked completed</w:t>
+              <w:t xml:space="preserve">Planner jobs marked completed whose scheduled date falls in the period</w:t>
             </w:r>
           </w:p>
         </w:tc>
         <w:tc>
           <w:tcPr>
-            <w:tcW w:type="dxa" w:w="3120"/>
+            <w:tcW w:type="dxa" w:w="3276"/>
             <w:tcBorders>
               <w:top w:val="single" w:color="D6D3D1" w:sz="4"/>
               <w:left w:val="single" w:color="D6D3D1" w:sz="4"/>
@@ -291,15 +281,18 @@
                 <w:sz w:val="20"/>
                 <w:szCs w:val="20"/>
               </w:rPr>
-              <w:t xml:space="preserve">Jobs whose scheduled date falls in the selected range (Today / Week / Month)</w:t>
+              <w:t xml:space="preserve">Yes</w:t>
             </w:r>
           </w:p>
         </w:tc>
       </w:tr>
       <w:tr>
+        <w:trPr>
+          <w:cantSplit/>
+        </w:trPr>
         <w:tc>
           <w:tcPr>
-            <w:tcW w:type="dxa" w:w="3120"/>
+            <w:tcW w:type="dxa" w:w="2808"/>
             <w:tcBorders>
               <w:top w:val="single" w:color="D6D3D1" w:sz="4"/>
               <w:left w:val="single" w:color="D6D3D1" w:sz="4"/>
@@ -325,7 +318,7 @@
         </w:tc>
         <w:tc>
           <w:tcPr>
-            <w:tcW w:type="dxa" w:w="3120"/>
+            <w:tcW w:type="dxa" w:w="3276"/>
             <w:tcBorders>
               <w:top w:val="single" w:color="D6D3D1" w:sz="4"/>
               <w:left w:val="single" w:color="D6D3D1" w:sz="4"/>
@@ -345,13 +338,13 @@
                 <w:sz w:val="20"/>
                 <w:szCs w:val="20"/>
               </w:rPr>
-              <w:t xml:space="preserve">COC requests awaiting review</w:t>
+              <w:t xml:space="preserve">COC requests you submitted that an administrator has not yet decided; the approved count is in the note</w:t>
             </w:r>
           </w:p>
         </w:tc>
         <w:tc>
           <w:tcPr>
-            <w:tcW w:type="dxa" w:w="3120"/>
+            <w:tcW w:type="dxa" w:w="3276"/>
             <w:tcBorders>
               <w:top w:val="single" w:color="D6D3D1" w:sz="4"/>
               <w:left w:val="single" w:color="D6D3D1" w:sz="4"/>
@@ -371,15 +364,18 @@
                 <w:sz w:val="20"/>
                 <w:szCs w:val="20"/>
               </w:rPr>
-              <w:t xml:space="preserve">Submitted COC requests; the approved count appears as a subnote</w:t>
+              <w:t xml:space="preserve">No, current</w:t>
             </w:r>
           </w:p>
         </w:tc>
       </w:tr>
       <w:tr>
+        <w:trPr>
+          <w:cantSplit/>
+        </w:trPr>
         <w:tc>
           <w:tcPr>
-            <w:tcW w:type="dxa" w:w="3120"/>
+            <w:tcW w:type="dxa" w:w="2808"/>
             <w:tcBorders>
               <w:top w:val="single" w:color="D6D3D1" w:sz="4"/>
               <w:left w:val="single" w:color="D6D3D1" w:sz="4"/>
@@ -405,7 +401,7 @@
         </w:tc>
         <w:tc>
           <w:tcPr>
-            <w:tcW w:type="dxa" w:w="3120"/>
+            <w:tcW w:type="dxa" w:w="3276"/>
             <w:tcBorders>
               <w:top w:val="single" w:color="D6D3D1" w:sz="4"/>
               <w:left w:val="single" w:color="D6D3D1" w:sz="4"/>
@@ -425,13 +421,13 @@
                 <w:sz w:val="20"/>
                 <w:szCs w:val="20"/>
               </w:rPr>
-              <w:t xml:space="preserve">Total kg recovered</w:t>
+              <w:t xml:space="preserve">Total kg of your recovery log entries in the period</w:t>
             </w:r>
           </w:p>
         </w:tc>
         <w:tc>
           <w:tcPr>
-            <w:tcW w:type="dxa" w:w="3120"/>
+            <w:tcW w:type="dxa" w:w="3276"/>
             <w:tcBorders>
               <w:top w:val="single" w:color="D6D3D1" w:sz="4"/>
               <w:left w:val="single" w:color="D6D3D1" w:sz="4"/>
@@ -451,15 +447,18 @@
                 <w:sz w:val="20"/>
                 <w:szCs w:val="20"/>
               </w:rPr>
-              <w:t xml:space="preserve">Sum of recovery entries from the latest 50 gas-log records</w:t>
+              <w:t xml:space="preserve">Yes</w:t>
             </w:r>
           </w:p>
         </w:tc>
       </w:tr>
       <w:tr>
+        <w:trPr>
+          <w:cantSplit/>
+        </w:trPr>
         <w:tc>
           <w:tcPr>
-            <w:tcW w:type="dxa" w:w="3120"/>
+            <w:tcW w:type="dxa" w:w="2808"/>
             <w:tcBorders>
               <w:top w:val="single" w:color="D6D3D1" w:sz="4"/>
               <w:left w:val="single" w:color="D6D3D1" w:sz="4"/>
@@ -479,13 +478,13 @@
                 <w:sz w:val="20"/>
                 <w:szCs w:val="20"/>
               </w:rPr>
-              <w:t xml:space="preserve">Certifications</w:t>
+              <w:t xml:space="preserve">COCs on Record</w:t>
             </w:r>
           </w:p>
         </w:tc>
         <w:tc>
           <w:tcPr>
-            <w:tcW w:type="dxa" w:w="3120"/>
+            <w:tcW w:type="dxa" w:w="3276"/>
             <w:tcBorders>
               <w:top w:val="single" w:color="D6D3D1" w:sz="4"/>
               <w:left w:val="single" w:color="D6D3D1" w:sz="4"/>
@@ -505,13 +504,13 @@
                 <w:sz w:val="20"/>
                 <w:szCs w:val="20"/>
               </w:rPr>
-              <w:t xml:space="preserve">Valid plus expiring certificates</w:t>
+              <w:t xml:space="preserve">Approved Certificates of Compliance you hold; the note says how many expire within 30 days</w:t>
             </w:r>
           </w:p>
         </w:tc>
         <w:tc>
           <w:tcPr>
-            <w:tcW w:type="dxa" w:w="3120"/>
+            <w:tcW w:type="dxa" w:w="3276"/>
             <w:tcBorders>
               <w:top w:val="single" w:color="D6D3D1" w:sz="4"/>
               <w:left w:val="single" w:color="D6D3D1" w:sz="4"/>
@@ -531,7 +530,7 @@
                 <w:sz w:val="20"/>
                 <w:szCs w:val="20"/>
               </w:rPr>
-              <w:t xml:space="preserve">Certificates valid beyond 30 days plus those expiring within 30 days; flags "N expiring soon"</w:t>
+              <w:t xml:space="preserve">No, current</w:t>
             </w:r>
           </w:p>
         </w:tc>
@@ -547,7 +546,7 @@
         <w:pStyle w:val="Heading2"/>
       </w:pPr>
       <w:r>
-        <w:t xml:space="preserve">Quick actions</w:t>
+        <w:t xml:space="preserve">Panels</w:t>
       </w:r>
     </w:p>
     <w:p>
@@ -563,10 +562,10 @@
           <w:b/>
           <w:bCs/>
         </w:rPr>
-        <w:t xml:space="preserve">Field Operations</w:t>
-      </w:r>
-      <w:r>
-        <w:t xml:space="preserve">: schedule, plan and review field work</w:t>
+        <w:t xml:space="preserve">Getting started checklist.</w:t>
+      </w:r>
+      <w:r>
+        <w:t xml:space="preserve"> First steps for someone new: plan a job, log refrigerant use, request a COC, check your membership. It hides itself when everything is done, and can be dismissed.</w:t>
       </w:r>
     </w:p>
     <w:p>
@@ -582,10 +581,10 @@
           <w:b/>
           <w:bCs/>
         </w:rPr>
-        <w:t xml:space="preserve">Field Toolkit</w:t>
-      </w:r>
-      <w:r>
-        <w:t xml:space="preserve">: installations and logs</w:t>
+        <w:t xml:space="preserve">Registration and membership.</w:t>
+      </w:r>
+      <w:r>
+        <w:t xml:space="preserve"> Your registry number and status, your membership number and status, and for each the days left until expiry, with a clear warning when something is due or overdue. It also summarises your certificates: how many are valid, expiring within 90 days, or expired. If renewal is due, it tells you to email info@hevacraz.co.zw with your registry number.</w:t>
       </w:r>
     </w:p>
     <w:p>
@@ -601,10 +600,10 @@
           <w:b/>
           <w:bCs/>
         </w:rPr>
-        <w:t xml:space="preserve">Jobs &amp; Logs</w:t>
-      </w:r>
-      <w:r>
-        <w:t xml:space="preserve">: view all records</w:t>
+        <w:t xml:space="preserve">Upcoming Schedule.</w:t>
+      </w:r>
+      <w:r>
+        <w:t xml:space="preserve"> Your next scheduled planner jobs, linking to the Planner tab.</w:t>
       </w:r>
     </w:p>
     <w:p>
@@ -620,18 +619,10 @@
           <w:b/>
           <w:bCs/>
         </w:rPr>
-        <w:t xml:space="preserve">Certifications</w:t>
-      </w:r>
-      <w:r>
-        <w:t xml:space="preserve">: manage COCs</w:t>
-      </w:r>
-    </w:p>
-    <w:p>
-      <w:pPr>
-        <w:pStyle w:val="Heading2"/>
-      </w:pPr>
-      <w:r>
-        <w:t xml:space="preserve">Dashboard panels</w:t>
+        <w:t xml:space="preserve">Certifications.</w:t>
+      </w:r>
+      <w:r>
+        <w:t xml:space="preserve"> Up to five recent COC records with their expiry status.</w:t>
       </w:r>
     </w:p>
     <w:p>
@@ -647,10 +638,50 @@
           <w:b/>
           <w:bCs/>
         </w:rPr>
-        <w:t xml:space="preserve">Upcoming Schedule</w:t>
-      </w:r>
-      <w:r>
-        <w:t xml:space="preserve">: next scheduled planner jobs, links to the Planner tab</w:t>
+        <w:t xml:space="preserve">Refrigerant Activity.</w:t>
+      </w:r>
+      <w:r>
+        <w:t xml:space="preserve"> A table of your recent gas-log entries (client, action, amount), linking to the Field Toolkit.</w:t>
+      </w:r>
+    </w:p>
+    <w:p>
+      <w:pPr>
+        <w:pStyle w:val="Heading2"/>
+      </w:pPr>
+      <w:r>
+        <w:t xml:space="preserve">Quick actions</w:t>
+      </w:r>
+    </w:p>
+    <w:p>
+      <w:pPr>
+        <w:spacing w:after="120"/>
+      </w:pPr>
+      <w:r>
+        <w:t xml:space="preserve">Field Operations, Field Toolkit, Jobs &amp; Logs, Certifications.</w:t>
+      </w:r>
+    </w:p>
+    <w:p>
+      <w:pPr>
+        <w:pStyle w:val="Heading2"/>
+      </w:pPr>
+      <w:r>
+        <w:t xml:space="preserve">Menu items available</w:t>
+      </w:r>
+    </w:p>
+    <w:p>
+      <w:pPr>
+        <w:spacing w:after="120"/>
+      </w:pPr>
+      <w:r>
+        <w:t xml:space="preserve">Dashboard, Learning Hub, Safety Center, Field Operations, Field Toolkit, WhatGas + Risk Engine, Sizing Tool, Refrigerant Catalogue, Cylinder Registry, Reclamation, Recycling, Certification, Rewards, plus an Emergency Mode button in the sidebar.</w:t>
+      </w:r>
+    </w:p>
+    <w:p>
+      <w:pPr>
+        <w:pStyle w:val="Heading2"/>
+      </w:pPr>
+      <w:r>
+        <w:t xml:space="preserve">Key tools</w:t>
       </w:r>
     </w:p>
     <w:p>
@@ -666,10 +697,10 @@
           <w:b/>
           <w:bCs/>
         </w:rPr>
-        <w:t xml:space="preserve">Certifications</w:t>
-      </w:r>
-      <w:r>
-        <w:t xml:space="preserve">: up to 5 most recent certificate records with expiry status</w:t>
+        <w:t xml:space="preserve">Field Operations:</w:t>
+      </w:r>
+      <w:r>
+        <w:t xml:space="preserve"> three tabs: Schedule, Planner, Jobs &amp; Logs.</w:t>
       </w:r>
     </w:p>
     <w:p>
@@ -685,34 +716,31 @@
           <w:b/>
           <w:bCs/>
         </w:rPr>
-        <w:t xml:space="preserve">Refrigerant Activity</w:t>
-      </w:r>
-      <w:r>
-        <w:t xml:space="preserve">: table of recent gas-log entries (client name, action, amount), links to Field Toolkit</w:t>
-      </w:r>
-    </w:p>
-    <w:p>
-      <w:pPr>
-        <w:pStyle w:val="Heading2"/>
-      </w:pPr>
-      <w:r>
-        <w:t xml:space="preserve">Menu items available</w:t>
-      </w:r>
-    </w:p>
-    <w:p>
-      <w:pPr>
-        <w:spacing w:after="120"/>
-      </w:pPr>
-      <w:r>
-        <w:t xml:space="preserve">Dashboard, Learning Hub, Safety Center, Field Operations, Field Toolkit, WhatGas + Risk Engine, Sizing Tool, Refrigerant Catalogue, Cylinder Registry, Reclamation, Recycling, Certification, Rewards, plus an Emergency Mode button in the sidebar.</w:t>
-      </w:r>
-    </w:p>
-    <w:p>
-      <w:pPr>
-        <w:pStyle w:val="Heading2"/>
-      </w:pPr>
-      <w:r>
-        <w:t xml:space="preserve">Key tools</w:t>
+        <w:t xml:space="preserve">Job Planner</w:t>
+      </w:r>
+      <w:r>
+        <w:t xml:space="preserve"> and </w:t>
+      </w:r>
+      <w:r>
+        <w:rPr>
+          <w:b/>
+          <w:bCs/>
+        </w:rPr>
+        <w:t xml:space="preserve">Request COC</w:t>
+      </w:r>
+      <w:r>
+        <w:t xml:space="preserve"> (</w:t>
+      </w:r>
+      <w:r>
+        <w:rPr>
+          <w:rFonts w:ascii="Consolas" w:cs="Consolas" w:eastAsia="Consolas" w:hAnsi="Consolas"/>
+          <w:sz w:val="20"/>
+          <w:szCs w:val="20"/>
+        </w:rPr>
+        <w:t xml:space="preserve">/jobs/request-coc</w:t>
+      </w:r>
+      <w:r>
+        <w:t xml:space="preserve">).</w:t>
       </w:r>
     </w:p>
     <w:p>
@@ -728,10 +756,10 @@
           <w:b/>
           <w:bCs/>
         </w:rPr>
-        <w:t xml:space="preserve">Field Operations</w:t>
-      </w:r>
-      <w:r>
-        <w:t xml:space="preserve">: three tabs: Schedule, Planner, Jobs &amp; Logs</w:t>
+        <w:t xml:space="preserve">Sizing Tool:</w:t>
+      </w:r>
+      <w:r>
+        <w:t xml:space="preserve"> cooling-load calculator for freezers and cold rooms.</w:t>
       </w:r>
     </w:p>
     <w:p>
@@ -747,31 +775,34 @@
           <w:b/>
           <w:bCs/>
         </w:rPr>
-        <w:t xml:space="preserve">Job Planner</w:t>
-      </w:r>
-      <w:r>
-        <w:t xml:space="preserve"> and </w:t>
-      </w:r>
-      <w:r>
-        <w:rPr>
-          <w:b/>
-          <w:bCs/>
-        </w:rPr>
-        <w:t xml:space="preserve">Request COC</w:t>
-      </w:r>
-      <w:r>
-        <w:t xml:space="preserve"> (</w:t>
-      </w:r>
-      <w:r>
-        <w:rPr>
-          <w:rFonts w:ascii="Consolas" w:cs="Consolas" w:eastAsia="Consolas" w:hAnsi="Consolas"/>
-          <w:sz w:val="20"/>
-          <w:szCs w:val="20"/>
-        </w:rPr>
-        <w:t xml:space="preserve">/jobs/request-coc</w:t>
-      </w:r>
-      <w:r>
-        <w:t xml:space="preserve">): technician-only</w:t>
+        <w:t xml:space="preserve">WhatGas + Risk Engine:</w:t>
+      </w:r>
+      <w:r>
+        <w:t xml:space="preserve"> refrigerant lookup and risk checks.</w:t>
+      </w:r>
+    </w:p>
+    <w:p>
+      <w:pPr>
+        <w:pStyle w:val="Heading2"/>
+      </w:pPr>
+      <w:r>
+        <w:t xml:space="preserve">Notifications</w:t>
+      </w:r>
+    </w:p>
+    <w:p>
+      <w:pPr>
+        <w:spacing w:after="120"/>
+      </w:pPr>
+      <w:r>
+        <w:t xml:space="preserve">You are notified in the app when a COC request is approved or not approved, when a certificate is issued for you, and when your account is first approved.</w:t>
+      </w:r>
+    </w:p>
+    <w:p>
+      <w:pPr>
+        <w:pStyle w:val="Heading2"/>
+      </w:pPr>
+      <w:r>
+        <w:t xml:space="preserve">Notes for the fact sheet</w:t>
       </w:r>
     </w:p>
     <w:p>
@@ -783,14 +814,7 @@
         </w:numPr>
       </w:pPr>
       <w:r>
-        <w:rPr>
-          <w:b/>
-          <w:bCs/>
-        </w:rPr>
-        <w:t xml:space="preserve">Sizing Tool</w:t>
-      </w:r>
-      <w:r>
-        <w:t xml:space="preserve">: cooling-load calculator for freezers and cold rooms (C40, C60, C90, freezer room, cold room); technician-only</w:t>
+        <w:t xml:space="preserve">The Registration and membership panel finds your registry record by matching your login email to the email on your registry record. If none matches, it says so and points to HEVACRAZ.</w:t>
       </w:r>
     </w:p>
     <w:p>
@@ -802,51 +826,13 @@
         </w:numPr>
       </w:pPr>
       <w:r>
-        <w:rPr>
-          <w:b/>
-          <w:bCs/>
-        </w:rPr>
-        <w:t xml:space="preserve">WhatGas + Risk Engine</w:t>
-      </w:r>
-      <w:r>
-        <w:t xml:space="preserve">: refrigerant lookup and risk checks</w:t>
-      </w:r>
-    </w:p>
-    <w:p>
-      <w:pPr>
-        <w:pStyle w:val="Heading2"/>
-      </w:pPr>
-      <w:r>
-        <w:t xml:space="preserve">Notes for the fact sheet</w:t>
-      </w:r>
-    </w:p>
-    <w:p>
-      <w:pPr>
-        <w:pStyle w:val="ListParagraph"/>
-        <w:numPr>
-          <w:ilvl w:val="0"/>
-          <w:numId w:val="2"/>
-        </w:numPr>
-      </w:pPr>
-      <w:r>
-        <w:t xml:space="preserve">Only technicians can use the Sizing Tool, Job Planner and Request COC.</w:t>
-      </w:r>
-    </w:p>
-    <w:p>
-      <w:pPr>
-        <w:pStyle w:val="ListParagraph"/>
-        <w:numPr>
-          <w:ilvl w:val="0"/>
-          <w:numId w:val="2"/>
-        </w:numPr>
-      </w:pPr>
-      <w:r>
         <w:t xml:space="preserve">Technicians do not see supplier, admin or permit pages.</w:t>
       </w:r>
     </w:p>
     <w:sectPr>
+      <w:footerReference w:type="default" r:id="rId6"/>
       <w:pgSz w:w="12240" w:h="15840" w:orient="portrait"/>
-      <w:pgMar w:top="1440" w:right="1440" w:bottom="1440" w:left="1440" w:header="708" w:footer="708" w:gutter="0"/>
+      <w:pgMar w:top="1440" w:right="1440" w:bottom="1300" w:left="1440" w:header="708" w:footer="708" w:gutter="0"/>
       <w:pgNumType/>
       <w:docGrid w:linePitch="360"/>
     </w:sectPr>
@@ -889,6 +875,35 @@
     </w:p>
   </w:endnote>
 </w:endnotes>
+</file>
+
+<file path=word/footer1.xml><?xml version="1.0" encoding="utf-8"?>
+<w:ftr xmlns:wpc="http://schemas.microsoft.com/office/word/2010/wordprocessingCanvas" xmlns:mc="http://schemas.openxmlformats.org/markup-compatibility/2006" xmlns:o="urn:schemas-microsoft-com:office:office" xmlns:r="http://schemas.openxmlformats.org/officeDocument/2006/relationships" xmlns:m="http://schemas.openxmlformats.org/officeDocument/2006/math" xmlns:v="urn:schemas-microsoft-com:vml" xmlns:wp14="http://schemas.microsoft.com/office/word/2010/wordprocessingDrawing" xmlns:wp="http://schemas.openxmlformats.org/drawingml/2006/wordprocessingDrawing" xmlns:w10="urn:schemas-microsoft-com:office:word" xmlns:w="http://schemas.openxmlformats.org/wordprocessingml/2006/main" xmlns:w14="http://schemas.microsoft.com/office/word/2010/wordml" xmlns:w15="http://schemas.microsoft.com/office/word/2012/wordml" xmlns:wpg="http://schemas.microsoft.com/office/word/2010/wordprocessingGroup" xmlns:wpi="http://schemas.microsoft.com/office/word/2010/wordprocessingInk" xmlns:wne="http://schemas.microsoft.com/office/word/2006/wordml" xmlns:wps="http://schemas.microsoft.com/office/word/2010/wordprocessingShape">
+  <w:p>
+    <w:pPr>
+      <w:jc w:val="center"/>
+    </w:pPr>
+    <w:r>
+      <w:rPr>
+        <w:color w:val="78716C"/>
+        <w:sz w:val="16"/>
+        <w:szCs w:val="16"/>
+      </w:rPr>
+      <w:t xml:space="preserve">HEVACRAZ / NOU Zimbabwe HVAC Compliance Registry  |  Page </w:t>
+    </w:r>
+    <w:r>
+      <w:rPr>
+        <w:color w:val="78716C"/>
+        <w:sz w:val="16"/>
+        <w:szCs w:val="16"/>
+      </w:rPr>
+      <w:fldChar w:fldCharType="begin"/>
+      <w:instrText xml:space="preserve">PAGE</w:instrText>
+      <w:fldChar w:fldCharType="separate"/>
+      <w:fldChar w:fldCharType="end"/>
+    </w:r>
+  </w:p>
+</w:ftr>
 </file>
 
 <file path=word/footnotes.xml><?xml version="1.0" encoding="utf-8"?>
@@ -1243,6 +1258,7 @@
     <w:next w:val="Normal"/>
     <w:qFormat/>
     <w:pPr>
+      <w:keepNext/>
       <w:spacing w:after="120" w:before="280"/>
       <w:outlineLvl w:val="1"/>
     </w:pPr>
@@ -1261,6 +1277,7 @@
     <w:next w:val="Normal"/>
     <w:qFormat/>
     <w:pPr>
+      <w:keepNext/>
       <w:spacing w:after="80" w:before="200"/>
       <w:outlineLvl w:val="2"/>
     </w:pPr>
